--- a/public/templates/liquidacion-inquilino-base.docx
+++ b/public/templates/liquidacion-inquilino-base.docx
@@ -4,7 +4,7 @@
   <w:body>
     <w:tbl>
       <w:tblPr>
-        <w:tblStyle w:val="Tablaconcuadrcula"/>
+        <w:tblStyle w:val="Tablanormal1"/>
         <w:tblW w:w="0" w:type="auto"/>
         <w:tblLook w:val="04A0" w:firstRow="1" w:lastRow="0" w:firstColumn="1" w:lastColumn="0" w:noHBand="0" w:noVBand="1"/>
       </w:tblPr>
@@ -13,35 +13,36 @@
         <w:gridCol w:w="3119"/>
       </w:tblGrid>
       <w:tr>
+        <w:trPr>
+          <w:cnfStyle w:val="100000000000" w:firstRow="1" w:lastRow="0" w:firstColumn="0" w:lastColumn="0" w:oddVBand="0" w:evenVBand="0" w:oddHBand="0" w:evenHBand="0" w:firstRowFirstColumn="0" w:firstRowLastColumn="0" w:lastRowFirstColumn="0" w:lastRowLastColumn="0"/>
+        </w:trPr>
         <w:tc>
           <w:tcPr>
+            <w:cnfStyle w:val="001000000000" w:firstRow="0" w:lastRow="0" w:firstColumn="1" w:lastColumn="0" w:oddVBand="0" w:evenVBand="0" w:oddHBand="0" w:evenHBand="0" w:firstRowFirstColumn="0" w:firstRowLastColumn="0" w:lastRowFirstColumn="0" w:lastRowLastColumn="0"/>
             <w:tcW w:w="5665" w:type="dxa"/>
           </w:tcPr>
           <w:p>
             <w:pPr>
               <w:jc w:val="center"/>
               <w:rPr>
-                <w:b/>
+                <w:b w:val="0"/>
                 <w:lang w:val="es-AR"/>
               </w:rPr>
             </w:pPr>
             <w:r>
               <w:rPr>
-                <w:b/>
                 <w:lang w:val="es-AR"/>
               </w:rPr>
               <w:t>LIQUIDACION {</w:t>
             </w:r>
             <w:r>
               <w:rPr>
-                <w:b/>
                 <w:lang w:val="es-AR"/>
               </w:rPr>
               <w:t>periodo</w:t>
             </w:r>
             <w:r>
               <w:rPr>
-                <w:b/>
                 <w:lang w:val="es-AR"/>
               </w:rPr>
               <w:t>}</w:t>
@@ -55,14 +56,14 @@
           <w:p>
             <w:pPr>
               <w:jc w:val="center"/>
-              <w:rPr>
-                <w:b/>
+              <w:cnfStyle w:val="100000000000" w:firstRow="1" w:lastRow="0" w:firstColumn="0" w:lastColumn="0" w:oddVBand="0" w:evenVBand="0" w:oddHBand="0" w:evenHBand="0" w:firstRowFirstColumn="0" w:firstRowLastColumn="0" w:lastRowFirstColumn="0" w:lastRowLastColumn="0"/>
+              <w:rPr>
+                <w:b w:val="0"/>
                 <w:lang w:val="es-AR"/>
               </w:rPr>
             </w:pPr>
             <w:r>
               <w:rPr>
-                <w:b/>
                 <w:lang w:val="es-AR"/>
               </w:rPr>
               <w:t>MONTO</w:t>
@@ -71,8 +72,12 @@
         </w:tc>
       </w:tr>
       <w:tr>
+        <w:trPr>
+          <w:cnfStyle w:val="000000100000" w:firstRow="0" w:lastRow="0" w:firstColumn="0" w:lastColumn="0" w:oddVBand="0" w:evenVBand="0" w:oddHBand="1" w:evenHBand="0" w:firstRowFirstColumn="0" w:firstRowLastColumn="0" w:lastRowFirstColumn="0" w:lastRowLastColumn="0"/>
+        </w:trPr>
         <w:tc>
           <w:tcPr>
+            <w:cnfStyle w:val="001000000000" w:firstRow="0" w:lastRow="0" w:firstColumn="1" w:lastColumn="0" w:oddVBand="0" w:evenVBand="0" w:oddHBand="0" w:evenHBand="0" w:firstRowFirstColumn="0" w:firstRowLastColumn="0" w:lastRowFirstColumn="0" w:lastRowLastColumn="0"/>
             <w:tcW w:w="5665" w:type="dxa"/>
           </w:tcPr>
           <w:p>
@@ -85,7 +90,21 @@
               <w:rPr>
                 <w:lang w:val="es-AR"/>
               </w:rPr>
-              <w:t xml:space="preserve">Alquiler {direccion} – </w:t>
+              <w:t>Alquiler {</w:t>
+            </w:r>
+            <w:proofErr w:type="spellStart"/>
+            <w:r>
+              <w:rPr>
+                <w:lang w:val="es-AR"/>
+              </w:rPr>
+              <w:t>direccion</w:t>
+            </w:r>
+            <w:proofErr w:type="spellEnd"/>
+            <w:r>
+              <w:rPr>
+                <w:lang w:val="es-AR"/>
+              </w:rPr>
+              <w:t xml:space="preserve">} – </w:t>
             </w:r>
             <w:r>
               <w:rPr>
@@ -126,6 +145,7 @@
           <w:p>
             <w:pPr>
               <w:jc w:val="center"/>
+              <w:cnfStyle w:val="000000100000" w:firstRow="0" w:lastRow="0" w:firstColumn="0" w:lastColumn="0" w:oddVBand="0" w:evenVBand="0" w:oddHBand="1" w:evenHBand="0" w:firstRowFirstColumn="0" w:firstRowLastColumn="0" w:lastRowFirstColumn="0" w:lastRowLastColumn="0"/>
               <w:rPr>
                 <w:lang w:val="es-AR"/>
               </w:rPr>
@@ -134,8 +154,24 @@
               <w:rPr>
                 <w:lang w:val="es-AR"/>
               </w:rPr>
-              <w:t>${montoAlquiler}.-</w:t>
-            </w:r>
+              <w:t>${</w:t>
+            </w:r>
+            <w:proofErr w:type="spellStart"/>
+            <w:r>
+              <w:rPr>
+                <w:lang w:val="es-AR"/>
+              </w:rPr>
+              <w:t>montoAlquiler</w:t>
+            </w:r>
+            <w:proofErr w:type="spellEnd"/>
+            <w:proofErr w:type="gramStart"/>
+            <w:r>
+              <w:rPr>
+                <w:lang w:val="es-AR"/>
+              </w:rPr>
+              <w:t>}.-</w:t>
+            </w:r>
+            <w:proofErr w:type="gramEnd"/>
           </w:p>
         </w:tc>
       </w:tr>
@@ -145,6 +181,7 @@
         </w:trPr>
         <w:tc>
           <w:tcPr>
+            <w:cnfStyle w:val="001000000000" w:firstRow="0" w:lastRow="0" w:firstColumn="1" w:lastColumn="0" w:oddVBand="0" w:evenVBand="0" w:oddHBand="0" w:evenHBand="0" w:firstRowFirstColumn="0" w:firstRowLastColumn="0" w:lastRowFirstColumn="0" w:lastRowLastColumn="0"/>
             <w:tcW w:w="5665" w:type="dxa"/>
           </w:tcPr>
           <w:p>
@@ -157,7 +194,21 @@
               <w:rPr>
                 <w:lang w:val="es-AR"/>
               </w:rPr>
-              <w:t>{#itemsInquilino}{descripcion}</w:t>
+              <w:t>{#</w:t>
+            </w:r>
+            <w:proofErr w:type="gramStart"/>
+            <w:r>
+              <w:rPr>
+                <w:lang w:val="es-AR"/>
+              </w:rPr>
+              <w:t>itemsInquilino}{</w:t>
+            </w:r>
+            <w:proofErr w:type="gramEnd"/>
+            <w:r>
+              <w:rPr>
+                <w:lang w:val="es-AR"/>
+              </w:rPr>
+              <w:t>descripcion}</w:t>
             </w:r>
           </w:p>
         </w:tc>
@@ -168,6 +219,7 @@
           <w:p>
             <w:pPr>
               <w:jc w:val="center"/>
+              <w:cnfStyle w:val="000000000000" w:firstRow="0" w:lastRow="0" w:firstColumn="0" w:lastColumn="0" w:oddVBand="0" w:evenVBand="0" w:oddHBand="0" w:evenHBand="0" w:firstRowFirstColumn="0" w:firstRowLastColumn="0" w:lastRowFirstColumn="0" w:lastRowLastColumn="0"/>
               <w:rPr>
                 <w:lang w:val="es-AR"/>
               </w:rPr>
@@ -176,8 +228,24 @@
               <w:rPr>
                 <w:lang w:val="es-AR"/>
               </w:rPr>
-              <w:t>${monto}{/itemsInquilino}.-</w:t>
-            </w:r>
+              <w:t>${monto}{/</w:t>
+            </w:r>
+            <w:proofErr w:type="spellStart"/>
+            <w:r>
+              <w:rPr>
+                <w:lang w:val="es-AR"/>
+              </w:rPr>
+              <w:t>itemsInquilino</w:t>
+            </w:r>
+            <w:proofErr w:type="spellEnd"/>
+            <w:proofErr w:type="gramStart"/>
+            <w:r>
+              <w:rPr>
+                <w:lang w:val="es-AR"/>
+              </w:rPr>
+              <w:t>}.-</w:t>
+            </w:r>
+            <w:proofErr w:type="gramEnd"/>
           </w:p>
         </w:tc>
       </w:tr>
@@ -215,11 +283,19 @@
                 <w:lang w:val="es-AR"/>
               </w:rPr>
             </w:pPr>
-            <w:r>
-              <w:rPr>
-                <w:lang w:val="es-AR"/>
-              </w:rPr>
-              <w:t>TOTAL ENTREGADO A PAGAR</w:t>
+            <w:proofErr w:type="gramStart"/>
+            <w:r>
+              <w:rPr>
+                <w:lang w:val="es-AR"/>
+              </w:rPr>
+              <w:t>TOTAL</w:t>
+            </w:r>
+            <w:proofErr w:type="gramEnd"/>
+            <w:r>
+              <w:rPr>
+                <w:lang w:val="es-AR"/>
+              </w:rPr>
+              <w:t xml:space="preserve"> ENTREGADO A PAGAR</w:t>
             </w:r>
           </w:p>
         </w:tc>
@@ -259,7 +335,14 @@
               <w:rPr>
                 <w:lang w:val="es-AR"/>
               </w:rPr>
-              <w:t>{total}</w:t>
+              <w:t>{total</w:t>
+            </w:r>
+            <w:proofErr w:type="gramStart"/>
+            <w:r>
+              <w:rPr>
+                <w:lang w:val="es-AR"/>
+              </w:rPr>
+              <w:t>}</w:t>
             </w:r>
             <w:r>
               <w:rPr>
@@ -267,6 +350,7 @@
               </w:rPr>
               <w:t>.-</w:t>
             </w:r>
+            <w:proofErr w:type="gramEnd"/>
           </w:p>
         </w:tc>
       </w:tr>
@@ -745,10 +829,10 @@
       <w:tblStyleRowBandSize w:val="1"/>
       <w:tblStyleColBandSize w:val="1"/>
       <w:tblBorders>
-        <w:top w:val="single" w:sz="4" w:space="0" w:color="A5A5A5" w:themeColor="accent3"/>
-        <w:left w:val="single" w:sz="4" w:space="0" w:color="A5A5A5" w:themeColor="accent3"/>
-        <w:bottom w:val="single" w:sz="4" w:space="0" w:color="A5A5A5" w:themeColor="accent3"/>
-        <w:right w:val="single" w:sz="4" w:space="0" w:color="A5A5A5" w:themeColor="accent3"/>
+        <w:top w:val="single" w:sz="4" w:space="0" w:color="4BAF73" w:themeColor="accent3"/>
+        <w:left w:val="single" w:sz="4" w:space="0" w:color="4BAF73" w:themeColor="accent3"/>
+        <w:bottom w:val="single" w:sz="4" w:space="0" w:color="4BAF73" w:themeColor="accent3"/>
+        <w:right w:val="single" w:sz="4" w:space="0" w:color="4BAF73" w:themeColor="accent3"/>
       </w:tblBorders>
     </w:tblPr>
     <w:tblStylePr w:type="firstRow">
@@ -759,7 +843,7 @@
       </w:rPr>
       <w:tblPr/>
       <w:tcPr>
-        <w:shd w:val="clear" w:color="auto" w:fill="A5A5A5" w:themeFill="accent3"/>
+        <w:shd w:val="clear" w:color="auto" w:fill="4BAF73" w:themeFill="accent3"/>
       </w:tcPr>
     </w:tblStylePr>
     <w:tblStylePr w:type="lastRow">
@@ -770,7 +854,7 @@
       <w:tblPr/>
       <w:tcPr>
         <w:tcBorders>
-          <w:top w:val="double" w:sz="4" w:space="0" w:color="A5A5A5" w:themeColor="accent3"/>
+          <w:top w:val="double" w:sz="4" w:space="0" w:color="4BAF73" w:themeColor="accent3"/>
         </w:tcBorders>
         <w:shd w:val="clear" w:color="auto" w:fill="FFFFFF" w:themeFill="background1"/>
       </w:tcPr>
@@ -805,8 +889,8 @@
       <w:tblPr/>
       <w:tcPr>
         <w:tcBorders>
-          <w:left w:val="single" w:sz="4" w:space="0" w:color="A5A5A5" w:themeColor="accent3"/>
-          <w:right w:val="single" w:sz="4" w:space="0" w:color="A5A5A5" w:themeColor="accent3"/>
+          <w:left w:val="single" w:sz="4" w:space="0" w:color="4BAF73" w:themeColor="accent3"/>
+          <w:right w:val="single" w:sz="4" w:space="0" w:color="4BAF73" w:themeColor="accent3"/>
         </w:tcBorders>
       </w:tcPr>
     </w:tblStylePr>
@@ -814,8 +898,8 @@
       <w:tblPr/>
       <w:tcPr>
         <w:tcBorders>
-          <w:top w:val="single" w:sz="4" w:space="0" w:color="A5A5A5" w:themeColor="accent3"/>
-          <w:bottom w:val="single" w:sz="4" w:space="0" w:color="A5A5A5" w:themeColor="accent3"/>
+          <w:top w:val="single" w:sz="4" w:space="0" w:color="4BAF73" w:themeColor="accent3"/>
+          <w:bottom w:val="single" w:sz="4" w:space="0" w:color="4BAF73" w:themeColor="accent3"/>
           <w:insideH w:val="nil"/>
         </w:tcBorders>
       </w:tcPr>
@@ -842,7 +926,7 @@
       <w:tblPr/>
       <w:tcPr>
         <w:tcBorders>
-          <w:top w:val="double" w:sz="4" w:space="0" w:color="A5A5A5" w:themeColor="accent3"/>
+          <w:top w:val="double" w:sz="4" w:space="0" w:color="4BAF73" w:themeColor="accent3"/>
           <w:left w:val="nil"/>
         </w:tcBorders>
       </w:tcPr>
@@ -851,7 +935,7 @@
       <w:tblPr/>
       <w:tcPr>
         <w:tcBorders>
-          <w:top w:val="double" w:sz="4" w:space="0" w:color="A5A5A5" w:themeColor="accent3"/>
+          <w:top w:val="double" w:sz="4" w:space="0" w:color="4BAF73" w:themeColor="accent3"/>
           <w:right w:val="nil"/>
         </w:tcBorders>
       </w:tcPr>
@@ -866,18 +950,18 @@
       <w:spacing w:after="0" w:line="240" w:lineRule="auto"/>
     </w:pPr>
     <w:rPr>
-      <w:color w:val="7B7B7B" w:themeColor="accent3" w:themeShade="BF"/>
+      <w:color w:val="388256" w:themeColor="accent3" w:themeShade="BF"/>
     </w:rPr>
     <w:tblPr>
       <w:tblStyleRowBandSize w:val="1"/>
       <w:tblStyleColBandSize w:val="1"/>
       <w:tblBorders>
-        <w:top w:val="single" w:sz="4" w:space="0" w:color="C9C9C9" w:themeColor="accent3" w:themeTint="99"/>
-        <w:left w:val="single" w:sz="4" w:space="0" w:color="C9C9C9" w:themeColor="accent3" w:themeTint="99"/>
-        <w:bottom w:val="single" w:sz="4" w:space="0" w:color="C9C9C9" w:themeColor="accent3" w:themeTint="99"/>
-        <w:right w:val="single" w:sz="4" w:space="0" w:color="C9C9C9" w:themeColor="accent3" w:themeTint="99"/>
-        <w:insideH w:val="single" w:sz="4" w:space="0" w:color="C9C9C9" w:themeColor="accent3" w:themeTint="99"/>
-        <w:insideV w:val="single" w:sz="4" w:space="0" w:color="C9C9C9" w:themeColor="accent3" w:themeTint="99"/>
+        <w:top w:val="single" w:sz="4" w:space="0" w:color="91D0AA" w:themeColor="accent3" w:themeTint="99"/>
+        <w:left w:val="single" w:sz="4" w:space="0" w:color="91D0AA" w:themeColor="accent3" w:themeTint="99"/>
+        <w:bottom w:val="single" w:sz="4" w:space="0" w:color="91D0AA" w:themeColor="accent3" w:themeTint="99"/>
+        <w:right w:val="single" w:sz="4" w:space="0" w:color="91D0AA" w:themeColor="accent3" w:themeTint="99"/>
+        <w:insideH w:val="single" w:sz="4" w:space="0" w:color="91D0AA" w:themeColor="accent3" w:themeTint="99"/>
+        <w:insideV w:val="single" w:sz="4" w:space="0" w:color="91D0AA" w:themeColor="accent3" w:themeTint="99"/>
       </w:tblBorders>
     </w:tblPr>
     <w:tblStylePr w:type="firstRow">
@@ -888,7 +972,7 @@
       <w:tblPr/>
       <w:tcPr>
         <w:tcBorders>
-          <w:bottom w:val="single" w:sz="12" w:space="0" w:color="C9C9C9" w:themeColor="accent3" w:themeTint="99"/>
+          <w:bottom w:val="single" w:sz="12" w:space="0" w:color="91D0AA" w:themeColor="accent3" w:themeTint="99"/>
         </w:tcBorders>
       </w:tcPr>
     </w:tblStylePr>
@@ -900,7 +984,7 @@
       <w:tblPr/>
       <w:tcPr>
         <w:tcBorders>
-          <w:top w:val="double" w:sz="4" w:space="0" w:color="C9C9C9" w:themeColor="accent3" w:themeTint="99"/>
+          <w:top w:val="double" w:sz="4" w:space="0" w:color="91D0AA" w:themeColor="accent3" w:themeTint="99"/>
         </w:tcBorders>
       </w:tcPr>
     </w:tblStylePr>
@@ -919,13 +1003,13 @@
     <w:tblStylePr w:type="band1Vert">
       <w:tblPr/>
       <w:tcPr>
-        <w:shd w:val="clear" w:color="auto" w:fill="EDEDED" w:themeFill="accent3" w:themeFillTint="33"/>
+        <w:shd w:val="clear" w:color="auto" w:fill="DAEFE2" w:themeFill="accent3" w:themeFillTint="33"/>
       </w:tcPr>
     </w:tblStylePr>
     <w:tblStylePr w:type="band1Horz">
       <w:tblPr/>
       <w:tcPr>
-        <w:shd w:val="clear" w:color="auto" w:fill="EDEDED" w:themeFill="accent3" w:themeFillTint="33"/>
+        <w:shd w:val="clear" w:color="auto" w:fill="DAEFE2" w:themeFill="accent3" w:themeFillTint="33"/>
       </w:tcPr>
     </w:tblStylePr>
   </w:style>
@@ -941,12 +1025,12 @@
       <w:tblStyleRowBandSize w:val="1"/>
       <w:tblStyleColBandSize w:val="1"/>
       <w:tblBorders>
-        <w:top w:val="single" w:sz="4" w:space="0" w:color="C9C9C9" w:themeColor="accent3" w:themeTint="99"/>
-        <w:left w:val="single" w:sz="4" w:space="0" w:color="C9C9C9" w:themeColor="accent3" w:themeTint="99"/>
-        <w:bottom w:val="single" w:sz="4" w:space="0" w:color="C9C9C9" w:themeColor="accent3" w:themeTint="99"/>
-        <w:right w:val="single" w:sz="4" w:space="0" w:color="C9C9C9" w:themeColor="accent3" w:themeTint="99"/>
-        <w:insideH w:val="single" w:sz="4" w:space="0" w:color="C9C9C9" w:themeColor="accent3" w:themeTint="99"/>
-        <w:insideV w:val="single" w:sz="4" w:space="0" w:color="C9C9C9" w:themeColor="accent3" w:themeTint="99"/>
+        <w:top w:val="single" w:sz="4" w:space="0" w:color="91D0AA" w:themeColor="accent3" w:themeTint="99"/>
+        <w:left w:val="single" w:sz="4" w:space="0" w:color="91D0AA" w:themeColor="accent3" w:themeTint="99"/>
+        <w:bottom w:val="single" w:sz="4" w:space="0" w:color="91D0AA" w:themeColor="accent3" w:themeTint="99"/>
+        <w:right w:val="single" w:sz="4" w:space="0" w:color="91D0AA" w:themeColor="accent3" w:themeTint="99"/>
+        <w:insideH w:val="single" w:sz="4" w:space="0" w:color="91D0AA" w:themeColor="accent3" w:themeTint="99"/>
+        <w:insideV w:val="single" w:sz="4" w:space="0" w:color="91D0AA" w:themeColor="accent3" w:themeTint="99"/>
       </w:tblBorders>
     </w:tblPr>
     <w:tblStylePr w:type="firstRow">
@@ -958,14 +1042,14 @@
       <w:tblPr/>
       <w:tcPr>
         <w:tcBorders>
-          <w:top w:val="single" w:sz="4" w:space="0" w:color="A5A5A5" w:themeColor="accent3"/>
-          <w:left w:val="single" w:sz="4" w:space="0" w:color="A5A5A5" w:themeColor="accent3"/>
-          <w:bottom w:val="single" w:sz="4" w:space="0" w:color="A5A5A5" w:themeColor="accent3"/>
-          <w:right w:val="single" w:sz="4" w:space="0" w:color="A5A5A5" w:themeColor="accent3"/>
+          <w:top w:val="single" w:sz="4" w:space="0" w:color="4BAF73" w:themeColor="accent3"/>
+          <w:left w:val="single" w:sz="4" w:space="0" w:color="4BAF73" w:themeColor="accent3"/>
+          <w:bottom w:val="single" w:sz="4" w:space="0" w:color="4BAF73" w:themeColor="accent3"/>
+          <w:right w:val="single" w:sz="4" w:space="0" w:color="4BAF73" w:themeColor="accent3"/>
           <w:insideH w:val="nil"/>
           <w:insideV w:val="nil"/>
         </w:tcBorders>
-        <w:shd w:val="clear" w:color="auto" w:fill="A5A5A5" w:themeFill="accent3"/>
+        <w:shd w:val="clear" w:color="auto" w:fill="4BAF73" w:themeFill="accent3"/>
       </w:tcPr>
     </w:tblStylePr>
     <w:tblStylePr w:type="lastRow">
@@ -976,7 +1060,7 @@
       <w:tblPr/>
       <w:tcPr>
         <w:tcBorders>
-          <w:top w:val="double" w:sz="4" w:space="0" w:color="A5A5A5" w:themeColor="accent3"/>
+          <w:top w:val="double" w:sz="4" w:space="0" w:color="4BAF73" w:themeColor="accent3"/>
         </w:tcBorders>
       </w:tcPr>
     </w:tblStylePr>
@@ -995,13 +1079,76 @@
     <w:tblStylePr w:type="band1Vert">
       <w:tblPr/>
       <w:tcPr>
-        <w:shd w:val="clear" w:color="auto" w:fill="EDEDED" w:themeFill="accent3" w:themeFillTint="33"/>
+        <w:shd w:val="clear" w:color="auto" w:fill="DAEFE2" w:themeFill="accent3" w:themeFillTint="33"/>
       </w:tcPr>
     </w:tblStylePr>
     <w:tblStylePr w:type="band1Horz">
       <w:tblPr/>
       <w:tcPr>
-        <w:shd w:val="clear" w:color="auto" w:fill="EDEDED" w:themeFill="accent3" w:themeFillTint="33"/>
+        <w:shd w:val="clear" w:color="auto" w:fill="DAEFE2" w:themeFill="accent3" w:themeFillTint="33"/>
+      </w:tcPr>
+    </w:tblStylePr>
+  </w:style>
+  <w:style w:type="table" w:styleId="Tablanormal1">
+    <w:name w:val="Plain Table 1"/>
+    <w:basedOn w:val="Tablanormal"/>
+    <w:uiPriority w:val="41"/>
+    <w:rsid w:val="009B715E"/>
+    <w:pPr>
+      <w:spacing w:after="0" w:line="240" w:lineRule="auto"/>
+    </w:pPr>
+    <w:tblPr>
+      <w:tblStyleRowBandSize w:val="1"/>
+      <w:tblStyleColBandSize w:val="1"/>
+      <w:tblBorders>
+        <w:top w:val="single" w:sz="4" w:space="0" w:color="BFBFBF" w:themeColor="background1" w:themeShade="BF"/>
+        <w:left w:val="single" w:sz="4" w:space="0" w:color="BFBFBF" w:themeColor="background1" w:themeShade="BF"/>
+        <w:bottom w:val="single" w:sz="4" w:space="0" w:color="BFBFBF" w:themeColor="background1" w:themeShade="BF"/>
+        <w:right w:val="single" w:sz="4" w:space="0" w:color="BFBFBF" w:themeColor="background1" w:themeShade="BF"/>
+        <w:insideH w:val="single" w:sz="4" w:space="0" w:color="BFBFBF" w:themeColor="background1" w:themeShade="BF"/>
+        <w:insideV w:val="single" w:sz="4" w:space="0" w:color="BFBFBF" w:themeColor="background1" w:themeShade="BF"/>
+      </w:tblBorders>
+    </w:tblPr>
+    <w:tblStylePr w:type="firstRow">
+      <w:rPr>
+        <w:b/>
+        <w:bCs/>
+      </w:rPr>
+    </w:tblStylePr>
+    <w:tblStylePr w:type="lastRow">
+      <w:rPr>
+        <w:b/>
+        <w:bCs/>
+      </w:rPr>
+      <w:tblPr/>
+      <w:tcPr>
+        <w:tcBorders>
+          <w:top w:val="double" w:sz="4" w:space="0" w:color="BFBFBF" w:themeColor="background1" w:themeShade="BF"/>
+        </w:tcBorders>
+      </w:tcPr>
+    </w:tblStylePr>
+    <w:tblStylePr w:type="firstCol">
+      <w:rPr>
+        <w:b/>
+        <w:bCs/>
+      </w:rPr>
+    </w:tblStylePr>
+    <w:tblStylePr w:type="lastCol">
+      <w:rPr>
+        <w:b/>
+        <w:bCs/>
+      </w:rPr>
+    </w:tblStylePr>
+    <w:tblStylePr w:type="band1Vert">
+      <w:tblPr/>
+      <w:tcPr>
+        <w:shd w:val="clear" w:color="auto" w:fill="F2F2F2" w:themeFill="background1" w:themeFillShade="F2"/>
+      </w:tcPr>
+    </w:tblStylePr>
+    <w:tblStylePr w:type="band1Horz">
+      <w:tblPr/>
+      <w:tcPr>
+        <w:shd w:val="clear" w:color="auto" w:fill="F2F2F2" w:themeFill="background1" w:themeFillShade="F2"/>
       </w:tcPr>
     </w:tblStylePr>
   </w:style>
@@ -1009,9 +1156,9 @@
 </file>
 
 <file path=word/theme/theme1.xml><?xml version="1.0" encoding="utf-8"?>
-<a:theme xmlns:a="http://schemas.openxmlformats.org/drawingml/2006/main" name="Tema de Office">
+<a:theme xmlns:a="http://schemas.openxmlformats.org/drawingml/2006/main" name="Berlín">
   <a:themeElements>
-    <a:clrScheme name="Office">
+    <a:clrScheme name="Berlín">
       <a:dk1>
         <a:sysClr val="windowText" lastClr="000000"/>
       </a:dk1>
@@ -1019,44 +1166,44 @@
         <a:sysClr val="window" lastClr="FFFFFF"/>
       </a:lt1>
       <a:dk2>
-        <a:srgbClr val="44546A"/>
+        <a:srgbClr val="9D360E"/>
       </a:dk2>
       <a:lt2>
         <a:srgbClr val="E7E6E6"/>
       </a:lt2>
       <a:accent1>
-        <a:srgbClr val="5B9BD5"/>
+        <a:srgbClr val="F09415"/>
       </a:accent1>
       <a:accent2>
-        <a:srgbClr val="ED7D31"/>
+        <a:srgbClr val="C1B56B"/>
       </a:accent2>
       <a:accent3>
-        <a:srgbClr val="A5A5A5"/>
+        <a:srgbClr val="4BAF73"/>
       </a:accent3>
       <a:accent4>
-        <a:srgbClr val="FFC000"/>
+        <a:srgbClr val="5AA6C0"/>
       </a:accent4>
       <a:accent5>
-        <a:srgbClr val="4472C4"/>
+        <a:srgbClr val="D17DF9"/>
       </a:accent5>
       <a:accent6>
-        <a:srgbClr val="70AD47"/>
+        <a:srgbClr val="FA7E5C"/>
       </a:accent6>
       <a:hlink>
-        <a:srgbClr val="0563C1"/>
+        <a:srgbClr val="FFAE3E"/>
       </a:hlink>
       <a:folHlink>
-        <a:srgbClr val="954F72"/>
+        <a:srgbClr val="FCC77E"/>
       </a:folHlink>
     </a:clrScheme>
-    <a:fontScheme name="Office">
+    <a:fontScheme name="Berlín">
       <a:majorFont>
-        <a:latin typeface="Calibri Light" panose="020F0302020204030204"/>
+        <a:latin typeface="Trebuchet MS" panose="020B0603020202020204"/>
         <a:ea typeface=""/>
         <a:cs typeface=""/>
-        <a:font script="Jpan" typeface="游ゴシック Light"/>
+        <a:font script="Jpan" typeface="ＭＳ Ｐゴシック"/>
         <a:font script="Hang" typeface="맑은 고딕"/>
-        <a:font script="Hans" typeface="等线 Light"/>
+        <a:font script="Hans" typeface="宋体"/>
         <a:font script="Hant" typeface="新細明體"/>
         <a:font script="Arab" typeface="Times New Roman"/>
         <a:font script="Hebr" typeface="Times New Roman"/>
@@ -1086,12 +1233,12 @@
         <a:font script="Geor" typeface="Sylfaen"/>
       </a:majorFont>
       <a:minorFont>
-        <a:latin typeface="Calibri" panose="020F0502020204030204"/>
+        <a:latin typeface="Trebuchet MS" panose="020B0603020202020204"/>
         <a:ea typeface=""/>
         <a:cs typeface=""/>
-        <a:font script="Jpan" typeface="游明朝"/>
+        <a:font script="Jpan" typeface="ＭＳ Ｐゴシック"/>
         <a:font script="Hang" typeface="맑은 고딕"/>
-        <a:font script="Hans" typeface="等线"/>
+        <a:font script="Hans" typeface="宋体"/>
         <a:font script="Hant" typeface="新細明體"/>
         <a:font script="Arab" typeface="Arial"/>
         <a:font script="Hebr" typeface="Arial"/>
@@ -1121,7 +1268,7 @@
         <a:font script="Geor" typeface="Sylfaen"/>
       </a:minorFont>
     </a:fontScheme>
-    <a:fmtScheme name="Office">
+    <a:fmtScheme name="Berlín">
       <a:fillStyleLst>
         <a:solidFill>
           <a:schemeClr val="phClr"/>
@@ -1130,23 +1277,16 @@
           <a:gsLst>
             <a:gs pos="0">
               <a:schemeClr val="phClr">
+                <a:tint val="60000"/>
+                <a:satMod val="100000"/>
                 <a:lumMod val="110000"/>
-                <a:satMod val="105000"/>
-                <a:tint val="67000"/>
-              </a:schemeClr>
-            </a:gs>
-            <a:gs pos="50000">
-              <a:schemeClr val="phClr">
-                <a:lumMod val="105000"/>
-                <a:satMod val="103000"/>
-                <a:tint val="73000"/>
               </a:schemeClr>
             </a:gs>
             <a:gs pos="100000">
               <a:schemeClr val="phClr">
-                <a:lumMod val="105000"/>
-                <a:satMod val="109000"/>
-                <a:tint val="81000"/>
+                <a:tint val="70000"/>
+                <a:satMod val="100000"/>
+                <a:lumMod val="100000"/>
               </a:schemeClr>
             </a:gs>
           </a:gsLst>
@@ -1156,23 +1296,23 @@
           <a:gsLst>
             <a:gs pos="0">
               <a:schemeClr val="phClr">
+                <a:tint val="94000"/>
                 <a:satMod val="103000"/>
                 <a:lumMod val="102000"/>
-                <a:tint val="94000"/>
               </a:schemeClr>
             </a:gs>
             <a:gs pos="50000">
               <a:schemeClr val="phClr">
+                <a:shade val="100000"/>
                 <a:satMod val="110000"/>
                 <a:lumMod val="100000"/>
-                <a:shade val="100000"/>
               </a:schemeClr>
             </a:gs>
             <a:gs pos="100000">
               <a:schemeClr val="phClr">
+                <a:shade val="78000"/>
+                <a:satMod val="120000"/>
                 <a:lumMod val="99000"/>
-                <a:satMod val="120000"/>
-                <a:shade val="78000"/>
               </a:schemeClr>
             </a:gs>
           </a:gsLst>
@@ -1180,26 +1320,23 @@
         </a:gradFill>
       </a:fillStyleLst>
       <a:lnStyleLst>
-        <a:ln w="6350" cap="flat" cmpd="sng" algn="ctr">
+        <a:ln w="9525" cap="flat" cmpd="sng" algn="ctr">
           <a:solidFill>
             <a:schemeClr val="phClr"/>
           </a:solidFill>
           <a:prstDash val="solid"/>
-          <a:miter lim="800000"/>
         </a:ln>
         <a:ln w="12700" cap="flat" cmpd="sng" algn="ctr">
           <a:solidFill>
             <a:schemeClr val="phClr"/>
           </a:solidFill>
           <a:prstDash val="solid"/>
-          <a:miter lim="800000"/>
         </a:ln>
         <a:ln w="19050" cap="flat" cmpd="sng" algn="ctr">
           <a:solidFill>
             <a:schemeClr val="phClr"/>
           </a:solidFill>
           <a:prstDash val="solid"/>
-          <a:miter lim="800000"/>
         </a:ln>
       </a:lnStyleLst>
       <a:effectStyleLst>
@@ -1233,28 +1370,31 @@
           <a:gsLst>
             <a:gs pos="0">
               <a:schemeClr val="phClr">
-                <a:tint val="93000"/>
-                <a:satMod val="150000"/>
-                <a:shade val="98000"/>
-                <a:lumMod val="102000"/>
+                <a:tint val="96000"/>
+                <a:shade val="100000"/>
+                <a:hueMod val="270000"/>
+                <a:satMod val="200000"/>
+                <a:lumMod val="128000"/>
               </a:schemeClr>
             </a:gs>
             <a:gs pos="50000">
               <a:schemeClr val="phClr">
-                <a:tint val="98000"/>
-                <a:satMod val="130000"/>
-                <a:shade val="90000"/>
-                <a:lumMod val="103000"/>
+                <a:shade val="100000"/>
+                <a:hueMod val="100000"/>
+                <a:satMod val="110000"/>
+                <a:lumMod val="130000"/>
               </a:schemeClr>
             </a:gs>
             <a:gs pos="100000">
               <a:schemeClr val="phClr">
-                <a:shade val="63000"/>
-                <a:satMod val="120000"/>
+                <a:shade val="78000"/>
+                <a:hueMod val="44000"/>
+                <a:satMod val="200000"/>
+                <a:lumMod val="69000"/>
               </a:schemeClr>
             </a:gs>
           </a:gsLst>
-          <a:lin ang="5400000" scaled="0"/>
+          <a:lin ang="2520000" scaled="0"/>
         </a:gradFill>
       </a:bgFillStyleLst>
     </a:fmtScheme>
@@ -1263,7 +1403,7 @@
   <a:extraClrSchemeLst/>
   <a:extLst>
     <a:ext uri="{05A4C25C-085E-4340-85A3-A5531E510DB2}">
-      <thm15:themeFamily xmlns:thm15="http://schemas.microsoft.com/office/thememl/2012/main" name="Office Theme" id="{62F939B6-93AF-4DB8-9C6B-D6C7DFDC589F}" vid="{4A3C46E8-61CC-4603-A589-7422A47A8E4A}"/>
+      <thm15:themeFamily xmlns:thm15="http://schemas.microsoft.com/office/thememl/2012/main" name="Berlin" id="{7B5DBA9E-B069-418E-9360-A61BDD0615A4}" vid="{C0CBE056-4EF4-4D92-969E-947779DA7AAA}"/>
     </a:ext>
   </a:extLst>
 </a:theme>

--- a/public/templates/liquidacion-inquilino-base.docx
+++ b/public/templates/liquidacion-inquilino-base.docx
@@ -15,11 +15,13 @@
       <w:tr>
         <w:trPr>
           <w:cnfStyle w:val="100000000000" w:firstRow="1" w:lastRow="0" w:firstColumn="0" w:lastColumn="0" w:oddVBand="0" w:evenVBand="0" w:oddHBand="0" w:evenHBand="0" w:firstRowFirstColumn="0" w:firstRowLastColumn="0" w:lastRowFirstColumn="0" w:lastRowLastColumn="0"/>
+          <w:trHeight w:val="425"/>
         </w:trPr>
         <w:tc>
           <w:tcPr>
             <w:cnfStyle w:val="001000000000" w:firstRow="0" w:lastRow="0" w:firstColumn="1" w:lastColumn="0" w:oddVBand="0" w:evenVBand="0" w:oddHBand="0" w:evenHBand="0" w:firstRowFirstColumn="0" w:firstRowLastColumn="0" w:lastRowFirstColumn="0" w:lastRowLastColumn="0"/>
             <w:tcW w:w="5665" w:type="dxa"/>
+            <w:vAlign w:val="center"/>
           </w:tcPr>
           <w:p>
             <w:pPr>
@@ -52,6 +54,7 @@
         <w:tc>
           <w:tcPr>
             <w:tcW w:w="3119" w:type="dxa"/>
+            <w:vAlign w:val="center"/>
           </w:tcPr>
           <w:p>
             <w:pPr>
@@ -271,14 +274,17 @@
       <w:tr>
         <w:trPr>
           <w:cnfStyle w:val="100000000000" w:firstRow="1" w:lastRow="0" w:firstColumn="0" w:lastColumn="0" w:oddVBand="0" w:evenVBand="0" w:oddHBand="0" w:evenHBand="0" w:firstRowFirstColumn="0" w:firstRowLastColumn="0" w:lastRowFirstColumn="0" w:lastRowLastColumn="0"/>
+          <w:trHeight w:val="404"/>
         </w:trPr>
         <w:tc>
           <w:tcPr>
             <w:cnfStyle w:val="001000000000" w:firstRow="0" w:lastRow="0" w:firstColumn="1" w:lastColumn="0" w:oddVBand="0" w:evenVBand="0" w:oddHBand="0" w:evenHBand="0" w:firstRowFirstColumn="0" w:firstRowLastColumn="0" w:lastRowFirstColumn="0" w:lastRowLastColumn="0"/>
             <w:tcW w:w="4675" w:type="dxa"/>
+            <w:vAlign w:val="center"/>
           </w:tcPr>
           <w:p>
             <w:pPr>
+              <w:jc w:val="center"/>
               <w:rPr>
                 <w:lang w:val="es-AR"/>
               </w:rPr>
@@ -302,6 +308,7 @@
         <w:tc>
           <w:tcPr>
             <w:tcW w:w="1890" w:type="dxa"/>
+            <w:vAlign w:val="center"/>
           </w:tcPr>
           <w:p>
             <w:pPr>
@@ -316,6 +323,7 @@
         <w:tc>
           <w:tcPr>
             <w:tcW w:w="2263" w:type="dxa"/>
+            <w:vAlign w:val="center"/>
           </w:tcPr>
           <w:p>
             <w:pPr>

--- a/public/templates/liquidacion-inquilino-base.docx
+++ b/public/templates/liquidacion-inquilino-base.docx
@@ -289,19 +289,11 @@
                 <w:lang w:val="es-AR"/>
               </w:rPr>
             </w:pPr>
-            <w:proofErr w:type="gramStart"/>
-            <w:r>
-              <w:rPr>
-                <w:lang w:val="es-AR"/>
-              </w:rPr>
-              <w:t>TOTAL</w:t>
-            </w:r>
-            <w:proofErr w:type="gramEnd"/>
-            <w:r>
-              <w:rPr>
-                <w:lang w:val="es-AR"/>
-              </w:rPr>
-              <w:t xml:space="preserve"> ENTREGADO A PAGAR</w:t>
+            <w:r>
+              <w:rPr>
+                <w:lang w:val="es-AR"/>
+              </w:rPr>
+              <w:t>TOTAL A PAGAR</w:t>
             </w:r>
           </w:p>
         </w:tc>
